--- a/data/exports/units-and-measurements_revision_notes.docx
+++ b/data/exports/units-and-measurements_revision_notes.docx
@@ -189,7 +189,7 @@
                 <w:color w:val="2D3748"/>
                 <w:sz w:val="19"/>
               </w:rPr>
-              <w:t>Units And Measurements - Core Application</w:t>
+              <w:t>Dimensional Analysis &amp; Principle of Homogeneity</w:t>
             </w:r>
           </w:p>
         </w:tc>
@@ -209,7 +209,7 @@
               <w:rPr>
                 <w:sz w:val="19"/>
               </w:rPr>
-              <w:t>227 PYQs</w:t>
+              <w:t>125 PYQs</w:t>
             </w:r>
           </w:p>
         </w:tc>
@@ -230,7 +230,94 @@
                 <w:color w:val="718096"/>
                 <w:sz w:val="19"/>
               </w:rPr>
-              <w:t>General Concept</w:t>
+              <w:t>Dimensions</w:t>
+            </w:r>
+          </w:p>
+        </w:tc>
+      </w:tr>
+      <w:tr>
+        <w:tc>
+          <w:tcPr>
+            <w:tcW w:type="dxa" w:w="2160"/>
+            <w:shd w:fill="FFFFFF"/>
+            <w:tcMar>
+              <w:top w:w="80" w:type="dxa"/>
+              <w:bottom w:w="80" w:type="dxa"/>
+              <w:left w:w="150" w:type="dxa"/>
+              <w:right w:w="150" w:type="dxa"/>
+            </w:tcMar>
+          </w:tcPr>
+          <w:p>
+            <w:r>
+              <w:rPr>
+                <w:b/>
+                <w:color w:val="C53030"/>
+                <w:sz w:val="19"/>
+              </w:rPr>
+              <w:t>Very High</w:t>
+            </w:r>
+          </w:p>
+        </w:tc>
+        <w:tc>
+          <w:tcPr>
+            <w:tcW w:type="dxa" w:w="4320"/>
+            <w:shd w:fill="FFFFFF"/>
+            <w:tcMar>
+              <w:top w:w="80" w:type="dxa"/>
+              <w:bottom w:w="80" w:type="dxa"/>
+              <w:left w:w="150" w:type="dxa"/>
+              <w:right w:w="150" w:type="dxa"/>
+            </w:tcMar>
+          </w:tcPr>
+          <w:p>
+            <w:r>
+              <w:rPr>
+                <w:b/>
+                <w:color w:val="2D3748"/>
+                <w:sz w:val="19"/>
+              </w:rPr>
+              <w:t>Error Analysis &amp; Significant Figures</w:t>
+            </w:r>
+          </w:p>
+        </w:tc>
+        <w:tc>
+          <w:tcPr>
+            <w:tcW w:type="dxa" w:w="1728"/>
+            <w:shd w:fill="FFFFFF"/>
+            <w:tcMar>
+              <w:top w:w="80" w:type="dxa"/>
+              <w:bottom w:w="80" w:type="dxa"/>
+              <w:left w:w="150" w:type="dxa"/>
+              <w:right w:w="150" w:type="dxa"/>
+            </w:tcMar>
+          </w:tcPr>
+          <w:p>
+            <w:r>
+              <w:rPr>
+                <w:sz w:val="19"/>
+              </w:rPr>
+              <w:t>123 PYQs</w:t>
+            </w:r>
+          </w:p>
+        </w:tc>
+        <w:tc>
+          <w:tcPr>
+            <w:tcW w:type="dxa" w:w="1872"/>
+            <w:shd w:fill="FFFFFF"/>
+            <w:tcMar>
+              <w:top w:w="80" w:type="dxa"/>
+              <w:bottom w:w="80" w:type="dxa"/>
+              <w:left w:w="150" w:type="dxa"/>
+              <w:right w:w="150" w:type="dxa"/>
+            </w:tcMar>
+          </w:tcPr>
+          <w:p>
+            <w:r>
+              <w:rPr>
+                <w:color w:val="718096"/>
+                <w:sz w:val="19"/>
+              </w:rPr>
+              <w:t>Errors</w:t>
             </w:r>
           </w:p>
         </w:tc>
@@ -311,6 +398,98 @@
           </w:p>
         </w:tc>
       </w:tr>
+      <w:tr>
+        <w:tc>
+          <w:tcPr>
+            <w:tcW w:type="dxa" w:w="3600"/>
+            <w:shd w:fill="F7FAFC"/>
+            <w:tcMar>
+              <w:top w:w="100" w:type="dxa"/>
+              <w:bottom w:w="100" w:type="dxa"/>
+              <w:left w:w="150" w:type="dxa"/>
+              <w:right w:w="150" w:type="dxa"/>
+            </w:tcMar>
+          </w:tcPr>
+          <w:p>
+            <w:r>
+              <w:rPr>
+                <w:b/>
+                <w:color w:val="1A365D"/>
+                <w:sz w:val="19"/>
+              </w:rPr>
+              <w:t>Dimensional Analysis &amp; Principle of Homogeneity</w:t>
+            </w:r>
+          </w:p>
+        </w:tc>
+        <w:tc>
+          <w:tcPr>
+            <w:tcW w:type="dxa" w:w="6480"/>
+            <w:shd w:fill="F7FAFC"/>
+            <w:tcMar>
+              <w:top w:w="100" w:type="dxa"/>
+              <w:bottom w:w="100" w:type="dxa"/>
+              <w:left w:w="150" w:type="dxa"/>
+              <w:right w:w="150" w:type="dxa"/>
+            </w:tcMar>
+          </w:tcPr>
+          <w:p>
+            <w:r>
+              <w:rPr>
+                <w:rFonts w:ascii="Cambria Math" w:hAnsi="Cambria Math"/>
+                <w:color w:val="2D3748"/>
+                <w:sz w:val="19"/>
+              </w:rPr>
+              <w:t>[G] = M^{-1}L^3T^{-2}, \quad [h] = ML^2T^{-1}, \quad [\mu_0] = MLT^{-2}A^{-2}</w:t>
+            </w:r>
+          </w:p>
+        </w:tc>
+      </w:tr>
+      <w:tr>
+        <w:tc>
+          <w:tcPr>
+            <w:tcW w:type="dxa" w:w="3600"/>
+            <w:shd w:fill="FFFFFF"/>
+            <w:tcMar>
+              <w:top w:w="100" w:type="dxa"/>
+              <w:bottom w:w="100" w:type="dxa"/>
+              <w:left w:w="150" w:type="dxa"/>
+              <w:right w:w="150" w:type="dxa"/>
+            </w:tcMar>
+          </w:tcPr>
+          <w:p>
+            <w:r>
+              <w:rPr>
+                <w:b/>
+                <w:color w:val="1A365D"/>
+                <w:sz w:val="19"/>
+              </w:rPr>
+              <w:t>Error Analysis &amp; Significant Figures</w:t>
+            </w:r>
+          </w:p>
+        </w:tc>
+        <w:tc>
+          <w:tcPr>
+            <w:tcW w:type="dxa" w:w="6480"/>
+            <w:shd w:fill="FFFFFF"/>
+            <w:tcMar>
+              <w:top w:w="100" w:type="dxa"/>
+              <w:bottom w:w="100" w:type="dxa"/>
+              <w:left w:w="150" w:type="dxa"/>
+              <w:right w:w="150" w:type="dxa"/>
+            </w:tcMar>
+          </w:tcPr>
+          <w:p>
+            <w:r>
+              <w:rPr>
+                <w:rFonts w:ascii="Cambria Math" w:hAnsi="Cambria Math"/>
+                <w:color w:val="2D3748"/>
+                <w:sz w:val="19"/>
+              </w:rPr>
+              <w:t>\frac{\Delta Z}{Z} = a\frac{\Delta A}{A} + b\frac{\Delta B}{B} + c\frac{\Delta C}{C} \quad \text{for } Z = \frac{A^a B^b}{C^c}</w:t>
+            </w:r>
+          </w:p>
+        </w:tc>
+      </w:tr>
     </w:tbl>
     <w:p>
       <w:pPr>
@@ -338,7 +517,7 @@
           <w:color w:val="2B6CB0"/>
           <w:sz w:val="24"/>
         </w:rPr>
-        <w:t>3.1 Units And Measurements - Core Application (Very High Yield — 227 PYQs)</w:t>
+        <w:t>3.1 Dimensional Analysis &amp; Principle of Homogeneity (Very High Yield — 125 PYQs)</w:t>
       </w:r>
     </w:p>
     <w:p>
@@ -353,7 +532,7 @@
         <w:rPr>
           <w:sz w:val="20"/>
         </w:rPr>
-        <w:t>Key problem pattern in Units And Measurements.</w:t>
+        <w:t>Application of dimensions to check equation consistency and derive relations between physical quantities.</w:t>
       </w:r>
     </w:p>
     <w:tbl>
@@ -391,7 +570,7 @@
                 <w:color w:val="2D3748"/>
                 <w:sz w:val="19"/>
               </w:rPr>
-              <w:t>Watch for algebraic and sign errors.</w:t>
+              <w:t>Trigonometric, logarithmic, and exponential arguments must strictly be dimensionless.</w:t>
             </w:r>
           </w:p>
         </w:tc>
@@ -432,7 +611,215 @@
                 <w:color w:val="2D3748"/>
                 <w:sz w:val="19"/>
               </w:rPr>
-              <w:t>Verify dimensions and boundary conditions.</w:t>
+              <w:t>Equate powers of M, L, T on both sides to find unknown exponents.</w:t>
+            </w:r>
+          </w:p>
+        </w:tc>
+      </w:tr>
+    </w:tbl>
+    <w:p>
+      <w:pPr>
+        <w:spacing w:before="120" w:after="40"/>
+      </w:pPr>
+      <w:r>
+        <w:rPr>
+          <w:b/>
+          <w:color w:val="1A365D"/>
+          <w:sz w:val="19"/>
+        </w:rPr>
+        <w:t>Source PYQs testing this concept:</w:t>
+      </w:r>
+    </w:p>
+    <w:p>
+      <w:pPr>
+        <w:pStyle w:val="ListBullet"/>
+        <w:spacing w:after="40"/>
+      </w:pPr>
+      <w:r>
+        <w:rPr>
+          <w:b/>
+          <w:sz w:val="18"/>
+        </w:rPr>
+        <w:t xml:space="preserve">[2026 Evening Shift] Q#1 (MCQ): </w:t>
+      </w:r>
+      <w:r>
+        <w:rPr>
+          <w:sz w:val="18"/>
+        </w:rPr>
+        <w:t xml:space="preserve">"Dimensions of universal gravitational constant ( G ) in terms of Planck's constant ( ℎ ), distance ( L ), mass ( M ) and time ( T ..."  </w:t>
+      </w:r>
+      <w:r>
+        <w:rPr>
+          <w:b/>
+          <w:color w:val="2B6CB0"/>
+          <w:sz w:val="18"/>
+        </w:rPr>
+        <w:t>[Ans: B]</w:t>
+      </w:r>
+    </w:p>
+    <w:p>
+      <w:pPr>
+        <w:pStyle w:val="ListBullet"/>
+        <w:spacing w:after="40"/>
+      </w:pPr>
+      <w:r>
+        <w:rPr>
+          <w:b/>
+          <w:sz w:val="18"/>
+        </w:rPr>
+        <w:t xml:space="preserve">[2026 Evening Shift] Q#1 (MCQ): </w:t>
+      </w:r>
+      <w:r>
+        <w:rPr>
+          <w:sz w:val="18"/>
+        </w:rPr>
+        <w:t xml:space="preserve">"The time period of a simple harmonic oscillator is T=2π√((k / m)) . Measured value of mass (m) of the object is 10 g with an a..."  </w:t>
+      </w:r>
+      <w:r>
+        <w:rPr>
+          <w:b/>
+          <w:color w:val="2B6CB0"/>
+          <w:sz w:val="18"/>
+        </w:rPr>
+        <w:t>[Ans: D]</w:t>
+      </w:r>
+    </w:p>
+    <w:p>
+      <w:pPr>
+        <w:pStyle w:val="ListBullet"/>
+        <w:spacing w:after="40"/>
+      </w:pPr>
+      <w:r>
+        <w:rPr>
+          <w:b/>
+          <w:sz w:val="18"/>
+        </w:rPr>
+        <w:t xml:space="preserve">[2026 Evening Shift] Q#1 (MCQ): </w:t>
+      </w:r>
+      <w:r>
+        <w:rPr>
+          <w:sz w:val="18"/>
+        </w:rPr>
+        <w:t xml:space="preserve">"If ε,E and t represent the free space permittivity, electric field and time respectively, then the unit of (ε E / t)..."  </w:t>
+      </w:r>
+      <w:r>
+        <w:rPr>
+          <w:b/>
+          <w:color w:val="2B6CB0"/>
+          <w:sz w:val="18"/>
+        </w:rPr>
+        <w:t>[Ans: C]</w:t>
+      </w:r>
+    </w:p>
+    <w:p>
+      <w:pPr>
+        <w:spacing w:after="120"/>
+      </w:pPr>
+    </w:p>
+    <w:p>
+      <w:pPr>
+        <w:pStyle w:val="Heading2"/>
+      </w:pPr>
+      <w:r>
+        <w:rPr>
+          <w:color w:val="2B6CB0"/>
+          <w:sz w:val="24"/>
+        </w:rPr>
+        <w:t>3.2 Error Analysis &amp; Significant Figures (Very High Yield — 123 PYQs)</w:t>
+      </w:r>
+    </w:p>
+    <w:p>
+      <w:r>
+        <w:rPr>
+          <w:b/>
+          <w:sz w:val="20"/>
+        </w:rPr>
+        <w:t xml:space="preserve">Core Principle: </w:t>
+      </w:r>
+      <w:r>
+        <w:rPr>
+          <w:sz w:val="20"/>
+        </w:rPr>
+        <w:t>Maximum fractional and percentage errors in combination of quantities and screw gauge / vernier calipers reading.</w:t>
+      </w:r>
+    </w:p>
+    <w:tbl>
+      <w:tblPr>
+        <w:tblW w:type="auto" w:w="0"/>
+        <w:jc w:val="center"/>
+        <w:tblLook w:firstColumn="1" w:firstRow="1" w:lastColumn="0" w:lastRow="0" w:noHBand="0" w:noVBand="1" w:val="04A0"/>
+      </w:tblPr>
+      <w:tblGrid>
+        <w:gridCol w:w="10080"/>
+      </w:tblGrid>
+      <w:tr>
+        <w:tc>
+          <w:tcPr>
+            <w:tcW w:type="dxa" w:w="10080"/>
+            <w:shd w:fill="FFF5F5"/>
+            <w:tcMar>
+              <w:top w:w="100" w:type="dxa"/>
+              <w:bottom w:w="100" w:type="dxa"/>
+              <w:left w:w="150" w:type="dxa"/>
+              <w:right w:w="150" w:type="dxa"/>
+            </w:tcMar>
+          </w:tcPr>
+          <w:p>
+            <w:r>
+              <w:rPr>
+                <w:b/>
+                <w:color w:val="C53030"/>
+                <w:sz w:val="19"/>
+              </w:rPr>
+              <w:t xml:space="preserve">⚠️ Common Trap / JEE Pitfall: </w:t>
+            </w:r>
+            <w:r>
+              <w:rPr>
+                <w:color w:val="2D3748"/>
+                <w:sz w:val="19"/>
+              </w:rPr>
+              <w:t>Errors always ADD up in worst-case analysis; never subtract fractional errors.</w:t>
+            </w:r>
+          </w:p>
+        </w:tc>
+      </w:tr>
+    </w:tbl>
+    <w:tbl>
+      <w:tblPr>
+        <w:tblW w:type="auto" w:w="0"/>
+        <w:jc w:val="center"/>
+        <w:tblLook w:firstColumn="1" w:firstRow="1" w:lastColumn="0" w:lastRow="0" w:noHBand="0" w:noVBand="1" w:val="04A0"/>
+      </w:tblPr>
+      <w:tblGrid>
+        <w:gridCol w:w="10080"/>
+      </w:tblGrid>
+      <w:tr>
+        <w:tc>
+          <w:tcPr>
+            <w:tcW w:type="dxa" w:w="10080"/>
+            <w:shd w:fill="F0FFF4"/>
+            <w:tcMar>
+              <w:top w:w="100" w:type="dxa"/>
+              <w:bottom w:w="100" w:type="dxa"/>
+              <w:left w:w="150" w:type="dxa"/>
+              <w:right w:w="150" w:type="dxa"/>
+            </w:tcMar>
+          </w:tcPr>
+          <w:p>
+            <w:r>
+              <w:rPr>
+                <w:b/>
+                <w:color w:val="276749"/>
+                <w:sz w:val="19"/>
+              </w:rPr>
+              <w:t xml:space="preserve">💡 Speed Hack / Trick: </w:t>
+            </w:r>
+            <w:r>
+              <w:rPr>
+                <w:color w:val="2D3748"/>
+                <w:sz w:val="19"/>
+              </w:rPr>
+              <w:t>Least count = Pitch / (Number of circular divisions). Total reading = MSR + (CSR × LC) - (Zero Error).</w:t>
             </w:r>
           </w:p>
         </w:tc>
@@ -662,6 +1049,129 @@
               <w:t>Solution Analysis:</w:t>
               <w:br/>
               <w:t>To find the distance between two points when an object moves at a constant speed, we use formula, Distance = Speed × Time α is a new unit of length such that 1 unit (α)= speed of light in vacuum (c). The speed of light c is the distance light travels per unit of time (usually meters per second). 1α=c × (1second) The time taken for light to travel from Venus to Earth is 6 minutes and 40 seconds. 1 minute =60 seconds 6 minutes =6 × 60=360 seconds Total time t=360s+40s=400 seconds Using distance formula: Distance = Speed of light × Time Distance =c × 400 seconds Since 1α is the distance light travels in 1 second ( c × 1s ), we can substitute c with our new unit, Distance =400 × (c × 1s) Distance =400α Therefore, the distance between Venus and Earth is 400α . Hence, the correct option is (B).</w:t>
+            </w:r>
+          </w:p>
+        </w:tc>
+      </w:tr>
+    </w:tbl>
+    <w:p>
+      <w:pPr>
+        <w:spacing w:after="120"/>
+      </w:pPr>
+    </w:p>
+    <w:p>
+      <w:pPr>
+        <w:spacing w:before="160" w:after="40"/>
+      </w:pPr>
+      <w:r>
+        <w:rPr>
+          <w:b/>
+          <w:color w:val="1A365D"/>
+          <w:sz w:val="22"/>
+        </w:rPr>
+        <w:t>Benchmark Problem 2: JEE Main 2026 (Online) 2nd April Evening Shift (Q#1)</w:t>
+      </w:r>
+    </w:p>
+    <w:p>
+      <w:pPr>
+        <w:spacing w:after="80"/>
+      </w:pPr>
+      <w:r>
+        <w:rPr>
+          <w:sz w:val="20"/>
+        </w:rPr>
+        <w:t>Dimensions of universal gravitational constant ( G ) in terms of Planck's constant ( ℎ ), distance ( L ), mass ( M ) and time ( T ) are _______.</w:t>
+      </w:r>
+    </w:p>
+    <w:p>
+      <w:pPr>
+        <w:pStyle w:val="ListBullet"/>
+        <w:spacing w:after="20"/>
+      </w:pPr>
+      <w:r>
+        <w:rPr>
+          <w:sz w:val="19"/>
+        </w:rPr>
+        <w:t>(A) [ℎTLM^-2]</w:t>
+      </w:r>
+    </w:p>
+    <w:p>
+      <w:pPr>
+        <w:pStyle w:val="ListBullet"/>
+        <w:spacing w:after="20"/>
+      </w:pPr>
+      <w:r>
+        <w:rPr>
+          <w:b/>
+          <w:color w:val="276749"/>
+          <w:sz w:val="19"/>
+        </w:rPr>
+        <w:t>(B) [ℎT^-1LM^-2]</w:t>
+      </w:r>
+    </w:p>
+    <w:p>
+      <w:pPr>
+        <w:pStyle w:val="ListBullet"/>
+        <w:spacing w:after="20"/>
+      </w:pPr>
+      <w:r>
+        <w:rPr>
+          <w:sz w:val="19"/>
+        </w:rPr>
+        <w:t>(C) [ℎTL^2M^-2]</w:t>
+      </w:r>
+    </w:p>
+    <w:p>
+      <w:pPr>
+        <w:pStyle w:val="ListBullet"/>
+        <w:spacing w:after="20"/>
+      </w:pPr>
+      <w:r>
+        <w:rPr>
+          <w:sz w:val="19"/>
+        </w:rPr>
+        <w:t>(D) [ℎ^-1T^-1LM^-2]</w:t>
+      </w:r>
+    </w:p>
+    <w:tbl>
+      <w:tblPr>
+        <w:tblW w:type="auto" w:w="0"/>
+        <w:jc w:val="center"/>
+        <w:tblLook w:firstColumn="1" w:firstRow="1" w:lastColumn="0" w:lastRow="0" w:noHBand="0" w:noVBand="1" w:val="04A0"/>
+      </w:tblPr>
+      <w:tblGrid>
+        <w:gridCol w:w="10080"/>
+      </w:tblGrid>
+      <w:tr>
+        <w:tc>
+          <w:tcPr>
+            <w:tcW w:type="dxa" w:w="10080"/>
+            <w:shd w:fill="F7FAFC"/>
+            <w:tcMar>
+              <w:top w:w="100" w:type="dxa"/>
+              <w:bottom w:w="100" w:type="dxa"/>
+              <w:left w:w="150" w:type="dxa"/>
+              <w:right w:w="150" w:type="dxa"/>
+            </w:tcMar>
+          </w:tcPr>
+          <w:p>
+            <w:r>
+              <w:rPr>
+                <w:b/>
+                <w:color w:val="1A365D"/>
+                <w:sz w:val="19"/>
+              </w:rPr>
+              <w:t>Correct Answer: B</w:t>
+              <w:br/>
+            </w:r>
+            <w:r>
+              <w:rPr>
+                <w:color w:val="2D3748"/>
+                <w:sz w:val="18"/>
+              </w:rPr>
+              <w:t>Solution Analysis:</w:t>
+              <w:br/>
+              <w:t>To find the dimensions of the universal gravitational constant G in terms of Planck's constant h , length L , mass M , and time T , we must first determine the base dimensions of both G and h in the standard MLT system. According to Newton's law of universal gravitation, the force F between two masses m_(1) and m_(2) separated by a distance r is given by: F=\fracGm_(1)m_(2)r^2 ⇒ G=\fracFr^2m_(1)m_(2) Substituting the dimensions [MLT^-2] for force, [L] for distance (r) , and mass( m ) as [M] : [G]=\frac[MLT^-2][L^2][M][M]=[M^-1L^3T^-2] Planck's constant relates the energy E of a photon to its frequency v via the equation: E=hν Since frequency v has dimensions of inverse time [ T^-1 ], and energy E (work done) has dimensions [ML^2T^-2] , we have: [h]=([E] / [v])=\frac[ML^2T^-2][T^-1]=[ML^2T^-1] Let assume the relationship is of the form G=h^aL^bM^cT^d . Comparing the dimensions: [M^-1L^3T^-2]=[ML^2T^-1]^a[L]^b[M]^c[T]^d [M^-1L^3T^-2]=[M^a+cL^2a+bT^-a+d] By equating the exponents of M,L , and T from both sides, we get a system of equations: For M:a+c=-1... (i) For L:2a+b=3... (ii) For T:-a+d=-2... (iii) Looking at the provided options, we see that h is with a power of 1,a=1 Let's a=1 : From eq (i): 1+c=-1 ⇒ c=-2 From eq (ii): 2(1)+b=3 ⇒ b=1 From eq (iii): -1+d=-2 ⇒ d=-1 Substituting these values, we get G∝ℎ^1L^1M^-2T^-1 . This corresponds to the dimensional formula [hT^-1LM^-2] . Hence, the correct option is (B).</w:t>
             </w:r>
           </w:p>
         </w:tc>

--- a/data/exports/units-and-measurements_revision_notes.docx
+++ b/data/exports/units-and-measurements_revision_notes.docx
@@ -209,7 +209,7 @@
               <w:rPr>
                 <w:sz w:val="19"/>
               </w:rPr>
-              <w:t>125 PYQs</w:t>
+              <w:t>119 PYQs</w:t>
             </w:r>
           </w:p>
         </w:tc>
@@ -296,7 +296,7 @@
               <w:rPr>
                 <w:sz w:val="19"/>
               </w:rPr>
-              <w:t>123 PYQs</w:t>
+              <w:t>108 PYQs</w:t>
             </w:r>
           </w:p>
         </w:tc>
@@ -517,7 +517,7 @@
           <w:color w:val="2B6CB0"/>
           <w:sz w:val="24"/>
         </w:rPr>
-        <w:t>3.1 Dimensional Analysis &amp; Principle of Homogeneity (Very High Yield — 125 PYQs)</w:t>
+        <w:t>3.1 Dimensional Analysis &amp; Principle of Homogeneity (Very High Yield — 119 PYQs)</w:t>
       </w:r>
     </w:p>
     <w:p>
@@ -646,7 +646,7 @@
         <w:rPr>
           <w:sz w:val="18"/>
         </w:rPr>
-        <w:t xml:space="preserve">"Dimensions of universal gravitational constant ( G ) in terms of Planck's constant ( ℎ ), distance ( L ), mass ( M ) and time ( T ..."  </w:t>
+        <w:t xml:space="preserve">"A new unit ( α ) of length is chosen such that it is equal to the speed of light in vacuum. What is the distance between Venus and Ea..."  </w:t>
       </w:r>
       <w:r>
         <w:rPr>
@@ -673,7 +673,7 @@
         <w:rPr>
           <w:sz w:val="18"/>
         </w:rPr>
-        <w:t xml:space="preserve">"The time period of a simple harmonic oscillator is T=2π√((k / m)) . Measured value of mass (m) of the object is 10 g with an a..."  </w:t>
+        <w:t xml:space="preserve">"Dimensions of universal gravitational constant ( G ) in terms of Planck's constant ( ℎ ), distance ( L ), mass ( M ) and time ( T ..."  </w:t>
       </w:r>
       <w:r>
         <w:rPr>
@@ -681,7 +681,7 @@
           <w:color w:val="2B6CB0"/>
           <w:sz w:val="18"/>
         </w:rPr>
-        <w:t>[Ans: D]</w:t>
+        <w:t>[Ans: B]</w:t>
       </w:r>
     </w:p>
     <w:p>
@@ -725,7 +725,7 @@
           <w:color w:val="2B6CB0"/>
           <w:sz w:val="24"/>
         </w:rPr>
-        <w:t>3.2 Error Analysis &amp; Significant Figures (Very High Yield — 123 PYQs)</w:t>
+        <w:t>3.2 Error Analysis &amp; Significant Figures (Very High Yield — 108 PYQs)</w:t>
       </w:r>
     </w:p>
     <w:p>
@@ -848,33 +848,6 @@
           <w:b/>
           <w:sz w:val="18"/>
         </w:rPr>
-        <w:t xml:space="preserve">[2026 Evening Shift] Q#1 (MCQ): </w:t>
-      </w:r>
-      <w:r>
-        <w:rPr>
-          <w:sz w:val="18"/>
-        </w:rPr>
-        <w:t xml:space="preserve">"A new unit ( α ) of length is chosen such that it is equal to the speed of light in vacuum. What is the distance between Venus and Ea..."  </w:t>
-      </w:r>
-      <w:r>
-        <w:rPr>
-          <w:b/>
-          <w:color w:val="2B6CB0"/>
-          <w:sz w:val="18"/>
-        </w:rPr>
-        <w:t>[Ans: B]</w:t>
-      </w:r>
-    </w:p>
-    <w:p>
-      <w:pPr>
-        <w:pStyle w:val="ListBullet"/>
-        <w:spacing w:after="40"/>
-      </w:pPr>
-      <w:r>
-        <w:rPr>
-          <w:b/>
-          <w:sz w:val="18"/>
-        </w:rPr>
         <w:t xml:space="preserve">[2026 Morning Shift] Q#1 (MCQ): </w:t>
       </w:r>
       <w:r>
@@ -917,6 +890,33 @@
           <w:sz w:val="18"/>
         </w:rPr>
         <w:t>[Ans: C]</w:t>
+      </w:r>
+    </w:p>
+    <w:p>
+      <w:pPr>
+        <w:pStyle w:val="ListBullet"/>
+        <w:spacing w:after="40"/>
+      </w:pPr>
+      <w:r>
+        <w:rPr>
+          <w:b/>
+          <w:sz w:val="18"/>
+        </w:rPr>
+        <w:t xml:space="preserve">[2026 Evening Shift] Q#1 (MCQ): </w:t>
+      </w:r>
+      <w:r>
+        <w:rPr>
+          <w:sz w:val="18"/>
+        </w:rPr>
+        <w:t xml:space="preserve">"The time period of a simple harmonic oscillator is T=2π√((k / m)) . Measured value of mass (m) of the object is 10 g with an a..."  </w:t>
+      </w:r>
+      <w:r>
+        <w:rPr>
+          <w:b/>
+          <w:color w:val="2B6CB0"/>
+          <w:sz w:val="18"/>
+        </w:rPr>
+        <w:t>[Ans: D]</w:t>
       </w:r>
     </w:p>
     <w:p>
@@ -1069,7 +1069,7 @@
           <w:color w:val="1A365D"/>
           <w:sz w:val="22"/>
         </w:rPr>
-        <w:t>Benchmark Problem 2: JEE Main 2026 (Online) 2nd April Evening Shift (Q#1)</w:t>
+        <w:t>Benchmark Problem 2: JEE Main 2026 (Online) 6th April Morning Shift (Q#1)</w:t>
       </w:r>
     </w:p>
     <w:p>
@@ -1080,7 +1080,7 @@
         <w:rPr>
           <w:sz w:val="20"/>
         </w:rPr>
-        <w:t>Dimensions of universal gravitational constant ( G ) in terms of Planck's constant ( ℎ ), distance ( L ), mass ( M ) and time ( T ) are _______.</w:t>
+        <w:t>The density ρ of a uniform cylinder is determined by measuring its mass m , length l and diameter d . The measured values of m,l and d are 97.42 ± 0.02g , 8.35 ± 0.05mm and 20.20 ± 0.02mm , respectively. Calculated percentage fractional error in ρ is ____ .</w:t>
       </w:r>
     </w:p>
     <w:p>
@@ -1092,7 +1092,7 @@
         <w:rPr>
           <w:sz w:val="19"/>
         </w:rPr>
-        <w:t>(A) [ℎTLM^-2]</w:t>
+        <w:t>(A) 0.63%</w:t>
       </w:r>
     </w:p>
     <w:p>
@@ -1106,7 +1106,7 @@
           <w:color w:val="276749"/>
           <w:sz w:val="19"/>
         </w:rPr>
-        <w:t>(B) [ℎT^-1LM^-2]</w:t>
+        <w:t>(B) 0.82%</w:t>
       </w:r>
     </w:p>
     <w:p>
@@ -1118,7 +1118,7 @@
         <w:rPr>
           <w:sz w:val="19"/>
         </w:rPr>
-        <w:t>(C) [ℎTL^2M^-2]</w:t>
+        <w:t>(C) 0.72%</w:t>
       </w:r>
     </w:p>
     <w:p>
@@ -1130,7 +1130,7 @@
         <w:rPr>
           <w:sz w:val="19"/>
         </w:rPr>
-        <w:t>(D) [ℎ^-1T^-1LM^-2]</w:t>
+        <w:t>(D) 0.25%</w:t>
       </w:r>
     </w:p>
     <w:tbl>
@@ -1171,7 +1171,7 @@
               </w:rPr>
               <w:t>Solution Analysis:</w:t>
               <w:br/>
-              <w:t>To find the dimensions of the universal gravitational constant G in terms of Planck's constant h , length L , mass M , and time T , we must first determine the base dimensions of both G and h in the standard MLT system. According to Newton's law of universal gravitation, the force F between two masses m_(1) and m_(2) separated by a distance r is given by: F=\fracGm_(1)m_(2)r^2 ⇒ G=\fracFr^2m_(1)m_(2) Substituting the dimensions [MLT^-2] for force, [L] for distance (r) , and mass( m ) as [M] : [G]=\frac[MLT^-2][L^2][M][M]=[M^-1L^3T^-2] Planck's constant relates the energy E of a photon to its frequency v via the equation: E=hν Since frequency v has dimensions of inverse time [ T^-1 ], and energy E (work done) has dimensions [ML^2T^-2] , we have: [h]=([E] / [v])=\frac[ML^2T^-2][T^-1]=[ML^2T^-1] Let assume the relationship is of the form G=h^aL^bM^cT^d . Comparing the dimensions: [M^-1L^3T^-2]=[ML^2T^-1]^a[L]^b[M]^c[T]^d [M^-1L^3T^-2]=[M^a+cL^2a+bT^-a+d] By equating the exponents of M,L , and T from both sides, we get a system of equations: For M:a+c=-1... (i) For L:2a+b=3... (ii) For T:-a+d=-2... (iii) Looking at the provided options, we see that h is with a power of 1,a=1 Let's a=1 : From eq (i): 1+c=-1 ⇒ c=-2 From eq (ii): 2(1)+b=3 ⇒ b=1 From eq (iii): -1+d=-2 ⇒ d=-1 Substituting these values, we get G∝ℎ^1L^1M^-2T^-1 . This corresponds to the dimensional formula [hT^-1LM^-2] . Hence, the correct option is (B).</w:t>
+              <w:t>The density (ρ) of a body is defined as the ratio of its mass (m) to its volume (V). ρ=(m / V) For a uniform cylinder of length l and diameter D , the volume is, V=π r^2l=π((D / 2))^2l=\fracπ D^2l4 Substituting the volume into the density formula: ρ=(m / V)=\frac4mπ D^2l To find the fractional error, we take the natural logarithm (ln) on both sides: ln(ρ)=ln(4)+ln(m)-ln(π)-2ln(D)-ln(l) Differentiating both sides to find the relative change (dρ / ρ)=(dm / m)-(2dD / D)-(dl / l) The maximum possible fractional error is the sum of the absolute values of the individual relative errors: (Δρ / ρ)=(Δ m / m)+(2Δ D / D)+(Δ l / l) For the percentage fractional error, %Error inρ=((Δ m / m)+(2Δ D / D)+(Δ l / l)) × 100 The measured value of mass is 97.42 ± 0.02g ⇒ m=97.42g and the absolute error is Δ m=0.02g So, relative error in mass is, (Δ m / m)=(0.02 / 97.42) ≈ 0.000205 The measured value of length is 8.35 ± 0.05mm ⇒ l=8.35mm and the absolute error is Δ l=0.05mm So, relative error in length is, (Δ l / l)=(0.05 / 8.35) ≈ 0.005988 The measured value of diameter is 20.20 ± 0.02mm ⇒ D=20.20mm and the absolute error is Δ D= 0.02 mm So, relative error in diameter is, (2Δ D / D)=(2 × 0.02 / 20.20)=(0.04 / 20.20) ≈ 0.001980 Putting the values in the expression for the percentage error in density, (Δρ / ρ) × 100%=(0.000205+0.005988+0.001980) × 100%=0.008173 × 100% ⇒ (Δρ / ρ) × 100%=0.8173% ≈ 0.82% Therefore, the calculated percentage fraction error in density is approximately 0.82% . Hence, the correct option is (B).</w:t>
             </w:r>
           </w:p>
         </w:tc>
